--- a/templates/Шаблон_РОСМОЛ_поставка_ООО_v2_с_циклом.docx
+++ b/templates/Шаблон_РОСМОЛ_поставка_ООО_v2_с_циклом.docx
@@ -97,7 +97,7 @@
           <w:sz w:val="23"/>
           <w:szCs w:val="23"/>
         </w:rPr>
-        <w:t>ФЕДЕРАЛЬНОЕ ГОСУДАРСТВЕННОЕ БЮДЖЕТНОЕ ОБРАЗОВАТЕЛЬНОЕ УЧРЕЖДЕНИЕ ВЫСШЕГО ОБРАЗОВАНИЯ «САНКТ-ПЕТЕРБУРГСКИЙ ГОСУДАРСТВЕННЫЙ УНИВЕРСИТЕТ ПРОМЫШЛЕННЫХ ТЕХНОЛОГИЙ И ДИЗАЙНА», именуемое в дальнейшем «Заказчик», в лице проректора по ИПП Коробовцевой Анны Андреевны, действующего на основании Доверенности от 16.01.2025 г. № 38-01-01-12/01-37, с одной стороны, и {contractor_full_name}, именуемый в дальнейшем «Поставщик», в лице {contractor_signatory_position} {contractor_signatory_full_name}, {contractor_acting_basis}, с другой стороны, вместе именуемые «Стороны», в соответствии с Федеральным законом от 18.07.2011 № 223-ФЗ «О закупках товаров, работ, услуг отдельными видами юридических лиц», {polozhenie_clause} Положения о закупке Заказчика от 15.04.2022 г., на основании Соглашения о предоставлении из федерального бюджета грантов в форме субсидий в соответствии с пунктом 4 статьи 78.1 Бюджетного кодекса Российской Федерации № {grant_agreement_number} от {grant_agreement_date} г., заключенного между {customer_short_name} и {grantor_name} (Идентификатор соглашения о предоставлении субсидии – {igk}), заключили настоящий Договор (далее – «Договор») о нижеследующем:</w:t>
+        <w:t>{customer_full_name}, именуемое в дальнейшем «Заказчик», {customer_signatory_clause}, с одной стороны, и {contractor_full_name}, именуемый в дальнейшем «Поставщик», в лице {contractor_signatory_position} {contractor_signatory_full_name}, {contractor_acting_basis}, с другой стороны, вместе именуемые «Стороны», в соответствии с Федеральным законом от 18.07.2011 № 223-ФЗ «О закупках товаров, работ, услуг отдельными видами юридических лиц», {polozhenie_clause} Положения о закупке Заказчика от 15.04.2022 г., на основании Соглашения о предоставлении из федерального бюджета грантов в форме субсидий в соответствии с пунктом 4 статьи 78.1 Бюджетного кодекса Российской Федерации № {grant_agreement_number} от {grant_agreement_date} г., заключенного между {customer_short_name} и {grantor_name} (Идентификатор соглашения о предоставлении субсидии – {igk}), заключили настоящий Договор (далее – «Договор») о нижеследующем:</w:t>
       </w:r>
       <w:r>
         <w:rPr>
@@ -1776,7 +1776,7 @@
                 <w:sz w:val="22"/>
                 <w:szCs w:val="22"/>
               </w:rPr>
-              <w:t>ФЕДЕРАЛЬНОЕ ГОСУДАРСТВЕННОЕ БЮДЖЕТНОЕ ОБРАЗОВАТЕЛЬНОЕ УЧРЕЖДЕНИЕ ВЫСШЕГО ОБРАЗОВАНИЯ "САНКТ-ПЕТЕРБУРГСКИЙ ГОСУДАРСТВЕННЫЙ УНИВЕРСИТЕТ ПРОМЫШЛЕННЫХ ТЕХНОЛОГИЙ И ДИЗАЙНА"</w:t>
+              <w:t>{customer_req_full_name}</w:t>
             </w:r>
           </w:p>
         </w:tc>
@@ -2003,7 +2003,7 @@
                 <w:sz w:val="22"/>
                 <w:szCs w:val="22"/>
               </w:rPr>
-              <w:t>Адрес местонахождения: 191186, ГОРОД САНКТ-ПЕТЕРБУРГ, УЛИЦА БОЛЬШАЯ МОРСКАЯ, ДОМ 18, ЛИТЕР А</w:t>
+              <w:t>Адрес местонахождения: {customer_address}</w:t>
             </w:r>
           </w:p>
           <w:p>
@@ -2021,7 +2021,7 @@
                 <w:sz w:val="22"/>
                 <w:szCs w:val="22"/>
               </w:rPr>
-              <w:t>ИНН/ КПП 7808042283/784001001</w:t>
+              <w:t>ИНН/ КПП {customer_inn_kpp}</w:t>
             </w:r>
           </w:p>
           <w:p>
@@ -2053,7 +2053,7 @@
                 <w:sz w:val="22"/>
                 <w:szCs w:val="22"/>
               </w:rPr>
-              <w:t>Управление Федерального казначейства по г. Санкт-Петербургу ОКЦ № 1 ВВГУ Банка России//УФК по Нижегородской области г Нижний Новгород</w:t>
+              <w:t>{customer_bank_authority}</w:t>
             </w:r>
           </w:p>
           <w:p>
@@ -2071,7 +2071,7 @@
                 <w:sz w:val="22"/>
                 <w:szCs w:val="22"/>
               </w:rPr>
-              <w:t>Единый казначейский счет: 40102810745370000024</w:t>
+              <w:t>Единый казначейский счет: {customer_eks}</w:t>
             </w:r>
           </w:p>
           <w:p>
@@ -2089,7 +2089,7 @@
                 <w:sz w:val="22"/>
                 <w:szCs w:val="22"/>
               </w:rPr>
-              <w:t>Казначейский счет: 03215643000000013200</w:t>
+              <w:t>Казначейский счет: {customer_ks}</w:t>
             </w:r>
           </w:p>
           <w:p>
@@ -2107,7 +2107,7 @@
                 <w:sz w:val="22"/>
                 <w:szCs w:val="22"/>
               </w:rPr>
-              <w:t>БИК 012202102</w:t>
+              <w:t>БИК {customer_bik}</w:t>
             </w:r>
           </w:p>
           <w:p>
@@ -2131,7 +2131,7 @@
                 <w:rFonts w:cs="Times New Roman" w:ascii="Times New Roman" w:hAnsi="Times New Roman"/>
                 <w:bCs/>
               </w:rPr>
-              <w:t>Лицевой счет 711X7200001</w:t>
+              <w:t>Лицевой счет {customer_personal_account}</w:t>
             </w:r>
           </w:p>
           <w:p>
@@ -2298,7 +2298,7 @@
                 <w:sz w:val="22"/>
                 <w:szCs w:val="22"/>
               </w:rPr>
-              <w:t>Проректор по ИПП СПбГУПТД</w:t>
+              <w:t>{customer_signatory_position_short}</w:t>
             </w:r>
           </w:p>
           <w:p>
@@ -2349,7 +2349,7 @@
                 <w:sz w:val="22"/>
                 <w:szCs w:val="22"/>
               </w:rPr>
-              <w:t xml:space="preserve"> А.А. Коробовцева/</w:t>
+              <w:t xml:space="preserve"> {customer_signatory_initials}/</w:t>
             </w:r>
           </w:p>
         </w:tc>
@@ -3409,7 +3409,7 @@
                 <w:sz w:val="23"/>
                 <w:szCs w:val="23"/>
               </w:rPr>
-              <w:t xml:space="preserve">Проректор по ИПП СПбГУПТД </w:t>
+              <w:t xml:space="preserve">{customer_signatory_position_short} </w:t>
             </w:r>
           </w:p>
           <w:p>
@@ -3446,7 +3446,7 @@
                 <w:sz w:val="23"/>
                 <w:szCs w:val="23"/>
               </w:rPr>
-              <w:t xml:space="preserve">Коробовцева А.А. </w:t>
+              <w:t xml:space="preserve">{customer_signatory_initials_reversed} </w:t>
             </w:r>
             <w:r>
               <w:rPr>

--- a/templates/Шаблон_РОСМОЛ_поставка_ООО_v2_с_циклом.docx
+++ b/templates/Шаблон_РОСМОЛ_поставка_ООО_v2_с_циклом.docx
@@ -191,7 +191,7 @@
           <w:sz w:val="23"/>
           <w:szCs w:val="23"/>
         </w:rPr>
-        <w:t>1.2. Поставка Товара, указанного в п.1.1, выполняется в соответствии с Спецификацией (Приложение № 1), являющейся неотъемлемой частью Договора, в целях реализации проектного решения «Практикум развития культурного движения «По зову сердца».</w:t>
+        <w:t>1.2. Поставка Товара, указанного в п.1.1, выполняется в соответствии с Спецификацией (Приложение № 1), являющейся неотъемлемой частью Договора, в целях реализации проекта «{project_name}».</w:t>
         <w:tab/>
         <w:tab/>
         <w:tab/>
@@ -2556,7 +2556,7 @@
         </w:rPr>
         <w:t xml:space="preserve">на изготовление и поставку сувенирной и полиграфической продукции в целях реализации </w:t>
         <w:br/>
-        <w:t>проектного решения «Практикум развития культурного движения «По зову сердца»</w:t>
+        <w:t>проекта «{project_name}»</w:t>
       </w:r>
     </w:p>
     <w:p>

--- a/templates/Шаблон_РОСМОЛ_поставка_ООО_v2_с_циклом.docx
+++ b/templates/Шаблон_РОСМОЛ_поставка_ООО_v2_с_циклом.docx
@@ -436,7 +436,7 @@
           <w:sz w:val="23"/>
           <w:szCs w:val="23"/>
         </w:rPr>
-        <w:t>3.1. Стоимость Товара, в том числе тары, упаковки, маркировки, доставки, разгрузки составляет {total_amount_numeric} ({total_amount_words}) рублей 00 копеек, {vat_clause}. Источник финансирования: средства гранта в форме субсидий юридическим лицам – победителям конкурсного отбора на предоставление из федерального бюджета грантов в форме субсидий юридическому лицу – победителю Всероссийского конкурса молодежных проектов среди образовательных организаций высшего образования в 2025 году.</w:t>
+        <w:t>3.1. Стоимость Товара, в том числе тары, упаковки, маркировки, доставки, разгрузки составляет {total_amount_numeric} ({total_amount_words}) рублей 00 копеек, {vat_clause}. Источник финансирования: {finance_source_text}</w:t>
       </w:r>
     </w:p>
     <w:p>
@@ -970,7 +970,7 @@
           <w:sz w:val="23"/>
           <w:szCs w:val="23"/>
         </w:rPr>
-        <w:t>5.7. Поставщик выражает согласие на осуществление ФЕДЕРАЛЬНЫМ АГЕНТСТВОМ ПО ДЕЛАМ МОЛОДЕЖИ и государственными органами финансового контроля проверок соблюдения Заказчиком целей, условий и порядка предоставления субсидии, установленных Правилами предоставления субсидии и Соглашением (в соответствии с п. 3 ст. 78.1. БК РФ).</w:t>
+        <w:t>5.7. Поставщик выражает согласие на осуществление {grantor_name} и государственными органами финансового контроля проверок соблюдения Заказчиком целей, условий и порядка предоставления субсидии, установленных Правилами предоставления субсидии и Соглашением (в соответствии с п. 3 ст. 78.1. БК РФ).</w:t>
       </w:r>
     </w:p>
     <w:p>
